--- a/fanfic/ffn_upload/ch04.docx
+++ b/fanfic/ffn_upload/ch04.docx
@@ -387,6 +387,72 @@
         <w:pStyle w:val="BodyText"/>
       </w:pPr>
       <w:r>
+        <w:t xml:space="preserve">Padmé rose.</w:t>
+      </w:r>
+      <w:r>
+        <w:t xml:space="preserve"> </w:t>
+      </w:r>
+      <w:r>
+        <w:t xml:space="preserve">“</w:t>
+      </w:r>
+      <w:r>
+        <w:t xml:space="preserve">The defense asks the tribunal to enter the detention-corridor recordings for the hour of the escape. If my client killed these men, a camera watched her do it.</w:t>
+      </w:r>
+      <w:r>
+        <w:t xml:space="preserve">”</w:t>
+      </w:r>
+    </w:p>
+    <w:p>
+      <w:pPr>
+        <w:pStyle w:val="BodyText"/>
+      </w:pPr>
+      <w:r>
+        <w:t xml:space="preserve">Palpatine consulted a datapad at his elbow.</w:t>
+      </w:r>
+      <w:r>
+        <w:t xml:space="preserve"> </w:t>
+      </w:r>
+      <w:r>
+        <w:t xml:space="preserve">“</w:t>
+      </w:r>
+      <w:r>
+        <w:t xml:space="preserve">The Coruscant Guard reports that the cameras on that level were non-functional during the escape, Senator. A relay fault; it is noted in their filing.</w:t>
+      </w:r>
+      <w:r>
+        <w:t xml:space="preserve">”</w:t>
+      </w:r>
+      <w:r>
+        <w:t xml:space="preserve"> </w:t>
+      </w:r>
+      <w:r>
+        <w:t xml:space="preserve">He spread his hands, mild and regretful.</w:t>
+      </w:r>
+      <w:r>
+        <w:t xml:space="preserve"> </w:t>
+      </w:r>
+      <w:r>
+        <w:t xml:space="preserve">“</w:t>
+      </w:r>
+      <w:r>
+        <w:t xml:space="preserve">I’m afraid the tribunal cannot enter what was never recorded.</w:t>
+      </w:r>
+      <w:r>
+        <w:t xml:space="preserve">”</w:t>
+      </w:r>
+    </w:p>
+    <w:p>
+      <w:pPr>
+        <w:pStyle w:val="BodyText"/>
+      </w:pPr>
+      <w:r>
+        <w:t xml:space="preserve">Padmé sat. A relay fault, for exactly the hour that mattered. She wrote it down and underlined it, and it did her no good at all.</w:t>
+      </w:r>
+    </w:p>
+    <w:p>
+      <w:pPr>
+        <w:pStyle w:val="BodyText"/>
+      </w:pPr>
+      <w:r>
         <w:t xml:space="preserve">Commander Fox came after him, helmet under his arm, and gave his account of the escape in the flat voice of a man reading a report he had already filed. The cell door open. The defendant gone. The three bodies in the corridor. The pursuit into the lower levels. The sighting of the defendant in the company of Asajj Ventress, known Separatist assassin. The second capture, in a disused munitions warehouse, where the defendant had been found standing in the middle of crates that held the same nano-droids used in the hangar bombing.</w:t>
       </w:r>
     </w:p>
@@ -1427,7 +1493,7 @@
         <w:pStyle w:val="BodyText"/>
       </w:pPr>
       <w:r>
-        <w:t xml:space="preserve">She had asked to. Padmé had argued against it, the night before, through the slot in a detention-center door, and lost.</w:t>
+        <w:t xml:space="preserve">She had asked to. Padmé had argued against it, the night before, through the hum of a detention-cell field, and lost.</w:t>
       </w:r>
       <w:r>
         <w:t xml:space="preserve"> </w:t>
@@ -2143,7 +2209,7 @@
         <w:t xml:space="preserve">“</w:t>
       </w:r>
       <w:r>
-        <w:t xml:space="preserve">Tuesday.</w:t>
+        <w:t xml:space="preserve">Before the vote. Some of it.</w:t>
       </w:r>
       <w:r>
         <w:t xml:space="preserve">”</w:t>
